--- a/LLM_and_Enterprise_RAG_Bootcamp/Lab_Walkthroughs/Week_06_Lab_B_dspy_basics_and_mipro_optimization.docx
+++ b/LLM_and_Enterprise_RAG_Bootcamp/Lab_Walkthroughs/Week_06_Lab_B_dspy_basics_and_mipro_optimization.docx
@@ -155,6 +155,430 @@
           <w:sz w:val="22"/>
         </w:rPr>
         <w:t>Optimize with MIPRO and record the result.</w:t>
+      </w:r>
+    </w:p>
+    <w:p>
+      <w:r>
+        <w:rPr>
+          <w:b/>
+          <w:color w:val="1E2761"/>
+          <w:sz w:val="32"/>
+        </w:rPr>
+        <w:t>Starter Code</w:t>
+      </w:r>
+    </w:p>
+    <w:p>
+      <w:r>
+        <w:rPr>
+          <w:color w:val="333333"/>
+          <w:sz w:val="22"/>
+        </w:rPr>
+        <w:t>Copy this into the lab workspace and fill in the marked sections.</w:t>
+      </w:r>
+    </w:p>
+    <w:p>
+      <w:pPr>
+        <w:spacing w:after="0" w:before="0"/>
+      </w:pPr>
+      <w:r>
+        <w:rPr>
+          <w:rFonts w:ascii="Consolas" w:hAnsi="Consolas"/>
+          <w:color w:val="101010"/>
+          <w:sz w:val="18"/>
+        </w:rPr>
+        <w:t>import dspy</w:t>
+      </w:r>
+    </w:p>
+    <w:p>
+      <w:pPr>
+        <w:spacing w:after="0" w:before="0"/>
+      </w:pPr>
+      <w:r>
+        <w:rPr>
+          <w:rFonts w:ascii="Consolas" w:hAnsi="Consolas"/>
+          <w:color w:val="101010"/>
+          <w:sz w:val="18"/>
+        </w:rPr>
+        <w:t xml:space="preserve"> </w:t>
+      </w:r>
+    </w:p>
+    <w:p>
+      <w:pPr>
+        <w:spacing w:after="0" w:before="0"/>
+      </w:pPr>
+      <w:r>
+        <w:rPr>
+          <w:rFonts w:ascii="Consolas" w:hAnsi="Consolas"/>
+          <w:color w:val="101010"/>
+          <w:sz w:val="18"/>
+        </w:rPr>
+        <w:t>lm = dspy.LM('openai/gpt-4o-mini', temperature=0.0)</w:t>
+      </w:r>
+    </w:p>
+    <w:p>
+      <w:pPr>
+        <w:spacing w:after="0" w:before="0"/>
+      </w:pPr>
+      <w:r>
+        <w:rPr>
+          <w:rFonts w:ascii="Consolas" w:hAnsi="Consolas"/>
+          <w:color w:val="101010"/>
+          <w:sz w:val="18"/>
+        </w:rPr>
+        <w:t>dspy.configure(lm=lm)</w:t>
+      </w:r>
+    </w:p>
+    <w:p>
+      <w:pPr>
+        <w:spacing w:after="0" w:before="0"/>
+      </w:pPr>
+      <w:r>
+        <w:rPr>
+          <w:rFonts w:ascii="Consolas" w:hAnsi="Consolas"/>
+          <w:color w:val="101010"/>
+          <w:sz w:val="18"/>
+        </w:rPr>
+        <w:t xml:space="preserve"> </w:t>
+      </w:r>
+    </w:p>
+    <w:p>
+      <w:pPr>
+        <w:spacing w:after="0" w:before="0"/>
+      </w:pPr>
+      <w:r>
+        <w:rPr>
+          <w:rFonts w:ascii="Consolas" w:hAnsi="Consolas"/>
+          <w:color w:val="101010"/>
+          <w:sz w:val="18"/>
+        </w:rPr>
+        <w:t>class TicketClassify(dspy.Signature):</w:t>
+      </w:r>
+    </w:p>
+    <w:p>
+      <w:pPr>
+        <w:spacing w:after="0" w:before="0"/>
+      </w:pPr>
+      <w:r>
+        <w:rPr>
+          <w:rFonts w:ascii="Consolas" w:hAnsi="Consolas"/>
+          <w:color w:val="101010"/>
+          <w:sz w:val="18"/>
+        </w:rPr>
+        <w:t xml:space="preserve">    '''Classify an IT support ticket into one of 7 categories.'''</w:t>
+      </w:r>
+    </w:p>
+    <w:p>
+      <w:pPr>
+        <w:spacing w:after="0" w:before="0"/>
+      </w:pPr>
+      <w:r>
+        <w:rPr>
+          <w:rFonts w:ascii="Consolas" w:hAnsi="Consolas"/>
+          <w:color w:val="101010"/>
+          <w:sz w:val="18"/>
+        </w:rPr>
+        <w:t xml:space="preserve">    ticket: str = dspy.InputField()</w:t>
+      </w:r>
+    </w:p>
+    <w:p>
+      <w:pPr>
+        <w:spacing w:after="0" w:before="0"/>
+      </w:pPr>
+      <w:r>
+        <w:rPr>
+          <w:rFonts w:ascii="Consolas" w:hAnsi="Consolas"/>
+          <w:color w:val="101010"/>
+          <w:sz w:val="18"/>
+        </w:rPr>
+        <w:t xml:space="preserve">    category: str = dspy.OutputField(desc='one of: ' + ', '.join(CATS))</w:t>
+      </w:r>
+    </w:p>
+    <w:p>
+      <w:pPr>
+        <w:spacing w:after="0" w:before="0"/>
+      </w:pPr>
+      <w:r>
+        <w:rPr>
+          <w:rFonts w:ascii="Consolas" w:hAnsi="Consolas"/>
+          <w:color w:val="101010"/>
+          <w:sz w:val="18"/>
+        </w:rPr>
+        <w:t xml:space="preserve"> </w:t>
+      </w:r>
+    </w:p>
+    <w:p>
+      <w:pPr>
+        <w:spacing w:after="0" w:before="0"/>
+      </w:pPr>
+      <w:r>
+        <w:rPr>
+          <w:rFonts w:ascii="Consolas" w:hAnsi="Consolas"/>
+          <w:color w:val="101010"/>
+          <w:sz w:val="18"/>
+        </w:rPr>
+        <w:t>classifier = dspy.ChainOfThought(TicketClassify)</w:t>
+      </w:r>
+    </w:p>
+    <w:p>
+      <w:pPr>
+        <w:spacing w:after="0" w:before="0"/>
+      </w:pPr>
+      <w:r>
+        <w:rPr>
+          <w:rFonts w:ascii="Consolas" w:hAnsi="Consolas"/>
+          <w:color w:val="101010"/>
+          <w:sz w:val="18"/>
+        </w:rPr>
+        <w:t xml:space="preserve"> </w:t>
+      </w:r>
+    </w:p>
+    <w:p>
+      <w:pPr>
+        <w:spacing w:after="0" w:before="0"/>
+      </w:pPr>
+      <w:r>
+        <w:rPr>
+          <w:rFonts w:ascii="Consolas" w:hAnsi="Consolas"/>
+          <w:color w:val="101010"/>
+          <w:sz w:val="18"/>
+        </w:rPr>
+        <w:t>def metric(example, pred, trace=None):</w:t>
+      </w:r>
+    </w:p>
+    <w:p>
+      <w:pPr>
+        <w:spacing w:after="0" w:before="0"/>
+      </w:pPr>
+      <w:r>
+        <w:rPr>
+          <w:rFonts w:ascii="Consolas" w:hAnsi="Consolas"/>
+          <w:color w:val="101010"/>
+          <w:sz w:val="18"/>
+        </w:rPr>
+        <w:t xml:space="preserve">    return example.category == pred.category.strip()</w:t>
+      </w:r>
+    </w:p>
+    <w:p>
+      <w:pPr>
+        <w:spacing w:after="0" w:before="0"/>
+      </w:pPr>
+      <w:r>
+        <w:rPr>
+          <w:rFonts w:ascii="Consolas" w:hAnsi="Consolas"/>
+          <w:color w:val="101010"/>
+          <w:sz w:val="18"/>
+        </w:rPr>
+        <w:t xml:space="preserve"> </w:t>
+      </w:r>
+    </w:p>
+    <w:p>
+      <w:pPr>
+        <w:spacing w:after="0" w:before="0"/>
+      </w:pPr>
+      <w:r>
+        <w:rPr>
+          <w:rFonts w:ascii="Consolas" w:hAnsi="Consolas"/>
+          <w:color w:val="101010"/>
+          <w:sz w:val="18"/>
+        </w:rPr>
+        <w:t>train = [dspy.Example(ticket=t, category=y).with_inputs('ticket')</w:t>
+      </w:r>
+    </w:p>
+    <w:p>
+      <w:pPr>
+        <w:spacing w:after="0" w:before="0"/>
+      </w:pPr>
+      <w:r>
+        <w:rPr>
+          <w:rFonts w:ascii="Consolas" w:hAnsi="Consolas"/>
+          <w:color w:val="101010"/>
+          <w:sz w:val="18"/>
+        </w:rPr>
+        <w:t xml:space="preserve">         for t, y in train_rows]</w:t>
+      </w:r>
+    </w:p>
+    <w:p>
+      <w:pPr>
+        <w:spacing w:after="0" w:before="0"/>
+      </w:pPr>
+      <w:r>
+        <w:rPr>
+          <w:rFonts w:ascii="Consolas" w:hAnsi="Consolas"/>
+          <w:color w:val="101010"/>
+          <w:sz w:val="18"/>
+        </w:rPr>
+        <w:t xml:space="preserve"> </w:t>
+      </w:r>
+    </w:p>
+    <w:p>
+      <w:pPr>
+        <w:spacing w:after="0" w:before="0"/>
+      </w:pPr>
+      <w:r>
+        <w:rPr>
+          <w:rFonts w:ascii="Consolas" w:hAnsi="Consolas"/>
+          <w:color w:val="101010"/>
+          <w:sz w:val="18"/>
+        </w:rPr>
+        <w:t>copro = dspy.COPRO(metric=metric, breadth=8, depth=3)</w:t>
+      </w:r>
+    </w:p>
+    <w:p>
+      <w:pPr>
+        <w:spacing w:after="0" w:before="0"/>
+      </w:pPr>
+      <w:r>
+        <w:rPr>
+          <w:rFonts w:ascii="Consolas" w:hAnsi="Consolas"/>
+          <w:color w:val="101010"/>
+          <w:sz w:val="18"/>
+        </w:rPr>
+        <w:t>best_copro = copro.compile(classifier, trainset=train)</w:t>
+      </w:r>
+    </w:p>
+    <w:p>
+      <w:pPr>
+        <w:spacing w:after="0" w:before="0"/>
+      </w:pPr>
+      <w:r>
+        <w:rPr>
+          <w:rFonts w:ascii="Consolas" w:hAnsi="Consolas"/>
+          <w:color w:val="101010"/>
+          <w:sz w:val="18"/>
+        </w:rPr>
+        <w:t xml:space="preserve"> </w:t>
+      </w:r>
+    </w:p>
+    <w:p>
+      <w:pPr>
+        <w:spacing w:after="0" w:before="0"/>
+      </w:pPr>
+      <w:r>
+        <w:rPr>
+          <w:rFonts w:ascii="Consolas" w:hAnsi="Consolas"/>
+          <w:color w:val="101010"/>
+          <w:sz w:val="18"/>
+        </w:rPr>
+        <w:t>mipro = dspy.MIPROv2(metric=metric, auto='medium')</w:t>
+      </w:r>
+    </w:p>
+    <w:p>
+      <w:pPr>
+        <w:spacing w:after="0" w:before="0"/>
+      </w:pPr>
+      <w:r>
+        <w:rPr>
+          <w:rFonts w:ascii="Consolas" w:hAnsi="Consolas"/>
+          <w:color w:val="101010"/>
+          <w:sz w:val="18"/>
+        </w:rPr>
+        <w:t>best_mipro = mipro.compile(classifier, trainset=train)</w:t>
+      </w:r>
+    </w:p>
+    <w:p>
+      <w:pPr>
+        <w:spacing w:after="0" w:before="0"/>
+      </w:pPr>
+      <w:r>
+        <w:rPr>
+          <w:rFonts w:ascii="Consolas" w:hAnsi="Consolas"/>
+          <w:color w:val="101010"/>
+          <w:sz w:val="18"/>
+        </w:rPr>
+        <w:t># TODO: evaluate baseline, COPRO, and MIPRO on the frozen test set</w:t>
+      </w:r>
+    </w:p>
+    <w:p>
+      <w:pPr>
+        <w:spacing w:after="0" w:before="0"/>
+      </w:pPr>
+      <w:r>
+        <w:rPr>
+          <w:rFonts w:ascii="Consolas" w:hAnsi="Consolas"/>
+          <w:color w:val="101010"/>
+          <w:sz w:val="18"/>
+        </w:rPr>
+        <w:t># and report accuracy plus total optimization cost in API calls</w:t>
+      </w:r>
+    </w:p>
+    <w:p>
+      <w:pPr>
+        <w:spacing w:after="0" w:before="0"/>
+      </w:pPr>
+      <w:r>
+        <w:rPr>
+          <w:rFonts w:ascii="Consolas" w:hAnsi="Consolas"/>
+          <w:color w:val="101010"/>
+          <w:sz w:val="18"/>
+        </w:rPr>
+        <w:t xml:space="preserve"> </w:t>
+      </w:r>
+    </w:p>
+    <w:p>
+      <w:r>
+        <w:rPr>
+          <w:b/>
+          <w:color w:val="1E2761"/>
+          <w:sz w:val="32"/>
+        </w:rPr>
+        <w:t>Verification Checks</w:t>
+      </w:r>
+    </w:p>
+    <w:p>
+      <w:r>
+        <w:rPr>
+          <w:color w:val="333333"/>
+          <w:sz w:val="22"/>
+        </w:rPr>
+        <w:t>Run these before submitting. Each check catches a frequent failure.</w:t>
+      </w:r>
+    </w:p>
+    <w:p>
+      <w:pPr>
+        <w:pStyle w:val="ListBullet"/>
+      </w:pPr>
+      <w:r>
+        <w:rPr>
+          <w:color w:val="333333"/>
+          <w:sz w:val="22"/>
+        </w:rPr>
+        <w:t>The unoptimized DSPy module scores within a few points of the week's hand-written baseline.</w:t>
+      </w:r>
+    </w:p>
+    <w:p>
+      <w:pPr>
+        <w:pStyle w:val="ListBullet"/>
+      </w:pPr>
+      <w:r>
+        <w:rPr>
+          <w:color w:val="333333"/>
+          <w:sz w:val="22"/>
+        </w:rPr>
+        <w:t>COPRO and MIPRO runs complete and persist their compiled programs to disk.</w:t>
+      </w:r>
+    </w:p>
+    <w:p>
+      <w:pPr>
+        <w:pStyle w:val="ListBullet"/>
+      </w:pPr>
+      <w:r>
+        <w:rPr>
+          <w:color w:val="333333"/>
+          <w:sz w:val="22"/>
+        </w:rPr>
+        <w:t>MIPRO beats the metaprompted baseline on the frozen test set (target: 5 or more points).</w:t>
+      </w:r>
+    </w:p>
+    <w:p>
+      <w:pPr>
+        <w:pStyle w:val="ListBullet"/>
+      </w:pPr>
+      <w:r>
+        <w:rPr>
+          <w:color w:val="333333"/>
+          <w:sz w:val="22"/>
+        </w:rPr>
+        <w:t>The cost log shows total LLM calls per optimizer, demonstrating the COPRO vs MIPRO cost gap.</w:t>
       </w:r>
     </w:p>
     <w:p>
@@ -518,6 +942,7 @@
       </w:r>
     </w:p>
     <w:sectPr>
+      <w:footerReference w:type="default" r:id="rId9"/>
       <w:pgSz w:w="12240" w:h="15840"/>
       <w:pgMar w:top="1152" w:right="1296" w:bottom="1152" w:left="1296" w:header="720" w:footer="720" w:gutter="0"/>
       <w:cols w:space="720"/>
@@ -525,6 +950,25 @@
     </w:sectPr>
   </w:body>
 </w:document>
+</file>
+
+<file path=word/footer1.xml><?xml version="1.0" encoding="utf-8"?>
+<w:ftr xmlns:m="http://schemas.openxmlformats.org/officeDocument/2006/math" xmlns:mc="http://schemas.openxmlformats.org/markup-compatibility/2006" xmlns:mo="http://schemas.microsoft.com/office/mac/office/2008/main" xmlns:mv="urn:schemas-microsoft-com:mac:vml" xmlns:o="urn:schemas-microsoft-com:office:office" xmlns:r="http://schemas.openxmlformats.org/officeDocument/2006/relationships" xmlns:v="urn:schemas-microsoft-com:vml" xmlns:w10="urn:schemas-microsoft-com:office:word" xmlns:w14="http://schemas.microsoft.com/office/word/2010/wordml" xmlns:w="http://schemas.openxmlformats.org/wordprocessingml/2006/main" xmlns:wne="http://schemas.microsoft.com/office/word/2006/wordml" xmlns:wp14="http://schemas.microsoft.com/office/word/2010/wordprocessingDrawing" xmlns:wp="http://schemas.openxmlformats.org/drawingml/2006/wordprocessingDrawing" xmlns:wpc="http://schemas.microsoft.com/office/word/2010/wordprocessingCanvas" xmlns:wpg="http://schemas.microsoft.com/office/word/2010/wordprocessingGroup" xmlns:wpi="http://schemas.microsoft.com/office/word/2010/wordprocessingInk" xmlns:wps="http://schemas.microsoft.com/office/word/2010/wordprocessingShape" mc:Ignorable="w14 wp14">
+  <w:p>
+    <w:pPr>
+      <w:pStyle w:val="Footer"/>
+      <w:jc w:val="center"/>
+    </w:pPr>
+    <w:r>
+      <w:rPr>
+        <w:rFonts w:ascii="Calibri" w:hAnsi="Calibri"/>
+        <w:color w:val="333333"/>
+        <w:sz w:val="18"/>
+      </w:rPr>
+      <w:t>© 2026 Proxiant Academy | info@proxiant.com | proxiant.ai/training</w:t>
+    </w:r>
+  </w:p>
+</w:ftr>
 </file>
 
 <file path=word/numbering.xml><?xml version="1.0" encoding="utf-8"?>
